--- a/Reports/Phase 5.docx
+++ b/Reports/Phase 5.docx
@@ -2679,6 +2679,1228 @@
       </w:r>
     </w:p>
     <w:p/>
+    <w:p>
+      <w:pPr>
+        <w:pStyle w:val="Heading2"/>
+      </w:pPr>
+      <w:r>
+        <w:t xml:space="preserve">6. Construction of the Volatility Component </w:t>
+      </w:r>
+      <m:oMath>
+        <m:r>
+          <m:rPr>
+            <m:sty m:val="bi"/>
+          </m:rPr>
+          <w:rPr>
+            <w:rFonts w:ascii="Cambria Math" w:hAnsi="Cambria Math"/>
+          </w:rPr>
+          <m:t>V</m:t>
+        </m:r>
+        <m:r>
+          <w:rPr>
+            <w:rFonts w:ascii="Cambria Math" w:hAnsi="Cambria Math"/>
+          </w:rPr>
+          <m:t>(</m:t>
+        </m:r>
+        <m:r>
+          <m:rPr>
+            <m:sty m:val="bi"/>
+          </m:rPr>
+          <w:rPr>
+            <w:rFonts w:ascii="Cambria Math" w:hAnsi="Cambria Math"/>
+          </w:rPr>
+          <m:t>t</m:t>
+        </m:r>
+        <m:r>
+          <w:rPr>
+            <w:rFonts w:ascii="Cambria Math" w:hAnsi="Cambria Math"/>
+          </w:rPr>
+          <m:t>)</m:t>
+        </m:r>
+      </m:oMath>
+    </w:p>
+    <w:p>
+      <w:pPr>
+        <w:rPr>
+          <w:b/>
+          <w:bCs/>
+        </w:rPr>
+      </w:pPr>
+      <w:r>
+        <w:rPr>
+          <w:b/>
+          <w:bCs/>
+        </w:rPr>
+        <w:t>Objective</w:t>
+      </w:r>
+    </w:p>
+    <w:p>
+      <w:r>
+        <w:t xml:space="preserve">The conditional volatility estimates generated from the selected GARCH-family models represent asset-specific market uncertainty. However, raw volatility values are not </w:t>
+      </w:r>
+      <w:r>
+        <w:lastRenderedPageBreak/>
+        <w:t>directly comparable across assets because each asset possesses a different volatility scale.</w:t>
+      </w:r>
+    </w:p>
+    <w:p>
+      <w:r>
+        <w:t xml:space="preserve">To standardize volatility behaviour across assets and through time, a normalized volatility measure </w:t>
+      </w:r>
+      <m:oMath>
+        <m:r>
+          <w:rPr>
+            <w:rFonts w:ascii="Cambria Math" w:hAnsi="Cambria Math"/>
+          </w:rPr>
+          <m:t>V(t)</m:t>
+        </m:r>
+      </m:oMath>
+      <w:r>
+        <w:t>was constructed.</w:t>
+      </w:r>
+    </w:p>
+    <w:p>
+      <w:r>
+        <w:pict w14:anchorId="199FE7C4">
+          <v:rect id="_x0000_i1080" style="width:0;height:1.5pt" o:hralign="center" o:hrstd="t" o:hr="t" fillcolor="#a0a0a0" stroked="f"/>
+        </w:pict>
+      </w:r>
+    </w:p>
+    <w:p>
+      <w:pPr>
+        <w:rPr>
+          <w:b/>
+          <w:bCs/>
+        </w:rPr>
+      </w:pPr>
+      <w:r>
+        <w:rPr>
+          <w:b/>
+          <w:bCs/>
+        </w:rPr>
+        <w:t>Selected Volatility Models</w:t>
+      </w:r>
+    </w:p>
+    <w:tbl>
+      <w:tblPr>
+        <w:tblW w:w="0" w:type="auto"/>
+        <w:tblCellSpacing w:w="15" w:type="dxa"/>
+        <w:tblCellMar>
+          <w:top w:w="15" w:type="dxa"/>
+          <w:left w:w="15" w:type="dxa"/>
+          <w:bottom w:w="15" w:type="dxa"/>
+          <w:right w:w="15" w:type="dxa"/>
+        </w:tblCellMar>
+        <w:tblLook w:val="04A0" w:firstRow="1" w:lastRow="0" w:firstColumn="1" w:lastColumn="0" w:noHBand="0" w:noVBand="1"/>
+      </w:tblPr>
+      <w:tblGrid>
+        <w:gridCol w:w="687"/>
+        <w:gridCol w:w="1778"/>
+      </w:tblGrid>
+      <w:tr>
+        <w:trPr>
+          <w:tblHeader/>
+          <w:tblCellSpacing w:w="15" w:type="dxa"/>
+        </w:trPr>
+        <w:tc>
+          <w:tcPr>
+            <w:tcW w:w="0" w:type="auto"/>
+            <w:vAlign w:val="center"/>
+            <w:hideMark/>
+          </w:tcPr>
+          <w:p>
+            <w:pPr>
+              <w:rPr>
+                <w:b/>
+                <w:bCs/>
+              </w:rPr>
+            </w:pPr>
+            <w:r>
+              <w:rPr>
+                <w:b/>
+                <w:bCs/>
+              </w:rPr>
+              <w:t>Asset</w:t>
+            </w:r>
+          </w:p>
+        </w:tc>
+        <w:tc>
+          <w:tcPr>
+            <w:tcW w:w="0" w:type="auto"/>
+            <w:vAlign w:val="center"/>
+            <w:hideMark/>
+          </w:tcPr>
+          <w:p>
+            <w:pPr>
+              <w:rPr>
+                <w:b/>
+                <w:bCs/>
+              </w:rPr>
+            </w:pPr>
+            <w:r>
+              <w:rPr>
+                <w:b/>
+                <w:bCs/>
+              </w:rPr>
+              <w:t>Selected Model</w:t>
+            </w:r>
+          </w:p>
+        </w:tc>
+      </w:tr>
+      <w:tr>
+        <w:trPr>
+          <w:tblCellSpacing w:w="15" w:type="dxa"/>
+        </w:trPr>
+        <w:tc>
+          <w:tcPr>
+            <w:tcW w:w="0" w:type="auto"/>
+            <w:vAlign w:val="center"/>
+            <w:hideMark/>
+          </w:tcPr>
+          <w:p>
+            <w:r>
+              <w:t>AAPL</w:t>
+            </w:r>
+          </w:p>
+        </w:tc>
+        <w:tc>
+          <w:tcPr>
+            <w:tcW w:w="0" w:type="auto"/>
+            <w:vAlign w:val="center"/>
+            <w:hideMark/>
+          </w:tcPr>
+          <w:p>
+            <w:proofErr w:type="spellStart"/>
+            <w:proofErr w:type="gramStart"/>
+            <w:r>
+              <w:t>sGARCH</w:t>
+            </w:r>
+            <w:proofErr w:type="spellEnd"/>
+            <w:r>
+              <w:t>(</w:t>
+            </w:r>
+            <w:proofErr w:type="gramEnd"/>
+            <w:r>
+              <w:t>1,1)</w:t>
+            </w:r>
+          </w:p>
+        </w:tc>
+      </w:tr>
+      <w:tr>
+        <w:trPr>
+          <w:tblCellSpacing w:w="15" w:type="dxa"/>
+        </w:trPr>
+        <w:tc>
+          <w:tcPr>
+            <w:tcW w:w="0" w:type="auto"/>
+            <w:vAlign w:val="center"/>
+            <w:hideMark/>
+          </w:tcPr>
+          <w:p>
+            <w:r>
+              <w:t>MSFT</w:t>
+            </w:r>
+          </w:p>
+        </w:tc>
+        <w:tc>
+          <w:tcPr>
+            <w:tcW w:w="0" w:type="auto"/>
+            <w:vAlign w:val="center"/>
+            <w:hideMark/>
+          </w:tcPr>
+          <w:p>
+            <w:proofErr w:type="spellStart"/>
+            <w:proofErr w:type="gramStart"/>
+            <w:r>
+              <w:t>sGARCH</w:t>
+            </w:r>
+            <w:proofErr w:type="spellEnd"/>
+            <w:r>
+              <w:t>(</w:t>
+            </w:r>
+            <w:proofErr w:type="gramEnd"/>
+            <w:r>
+              <w:t>1,1)</w:t>
+            </w:r>
+          </w:p>
+        </w:tc>
+      </w:tr>
+      <w:tr>
+        <w:trPr>
+          <w:tblCellSpacing w:w="15" w:type="dxa"/>
+        </w:trPr>
+        <w:tc>
+          <w:tcPr>
+            <w:tcW w:w="0" w:type="auto"/>
+            <w:vAlign w:val="center"/>
+            <w:hideMark/>
+          </w:tcPr>
+          <w:p>
+            <w:r>
+              <w:t>SPY</w:t>
+            </w:r>
+          </w:p>
+        </w:tc>
+        <w:tc>
+          <w:tcPr>
+            <w:tcW w:w="0" w:type="auto"/>
+            <w:vAlign w:val="center"/>
+            <w:hideMark/>
+          </w:tcPr>
+          <w:p>
+            <w:proofErr w:type="gramStart"/>
+            <w:r>
+              <w:t>EGARCH(</w:t>
+            </w:r>
+            <w:proofErr w:type="gramEnd"/>
+            <w:r>
+              <w:t>1,1)</w:t>
+            </w:r>
+          </w:p>
+        </w:tc>
+      </w:tr>
+    </w:tbl>
+    <w:p>
+      <w:r>
+        <w:t xml:space="preserve">The conditional standard deviations </w:t>
+      </w:r>
+      <m:oMath>
+        <m:sSub>
+          <m:sSubPr>
+            <m:ctrlPr>
+              <w:rPr>
+                <w:rFonts w:ascii="Cambria Math" w:hAnsi="Cambria Math"/>
+              </w:rPr>
+            </m:ctrlPr>
+          </m:sSubPr>
+          <m:e>
+            <m:r>
+              <w:rPr>
+                <w:rFonts w:ascii="Cambria Math" w:hAnsi="Cambria Math"/>
+              </w:rPr>
+              <m:t>σ</m:t>
+            </m:r>
+          </m:e>
+          <m:sub>
+            <m:r>
+              <w:rPr>
+                <w:rFonts w:ascii="Cambria Math" w:hAnsi="Cambria Math"/>
+              </w:rPr>
+              <m:t>t</m:t>
+            </m:r>
+          </m:sub>
+        </m:sSub>
+      </m:oMath>
+      <w:r>
+        <w:t>extracted from these models were used as the basis for volatility normalization.</w:t>
+      </w:r>
+    </w:p>
+    <w:p>
+      <w:r>
+        <w:pict w14:anchorId="268B0F5D">
+          <v:rect id="_x0000_i1081" style="width:0;height:1.5pt" o:hralign="center" o:hrstd="t" o:hr="t" fillcolor="#a0a0a0" stroked="f"/>
+        </w:pict>
+      </w:r>
+    </w:p>
+    <w:p>
+      <w:pPr>
+        <w:rPr>
+          <w:b/>
+          <w:bCs/>
+        </w:rPr>
+      </w:pPr>
+      <w:r>
+        <w:rPr>
+          <w:b/>
+          <w:bCs/>
+        </w:rPr>
+        <w:t>Normalization Procedure</w:t>
+      </w:r>
+    </w:p>
+    <w:p>
+      <w:r>
+        <w:t>A rolling-window standardization approach was employed using a 252-trading-day window (approximately one trading year).</w:t>
+      </w:r>
+    </w:p>
+    <w:p>
+      <w:r>
+        <w:t>The normalized volatility measure was computed as:</w:t>
+      </w:r>
+    </w:p>
+    <w:p>
+      <w:r>
+        <w:t>where:</w:t>
+      </w:r>
+    </w:p>
+    <w:p>
+      <w:pPr>
+        <w:numPr>
+          <w:ilvl w:val="0"/>
+          <w:numId w:val="5"/>
+        </w:numPr>
+      </w:pPr>
+      <m:oMath>
+        <m:sSub>
+          <m:sSubPr>
+            <m:ctrlPr>
+              <w:rPr>
+                <w:rFonts w:ascii="Cambria Math" w:hAnsi="Cambria Math"/>
+              </w:rPr>
+            </m:ctrlPr>
+          </m:sSubPr>
+          <m:e>
+            <m:r>
+              <w:rPr>
+                <w:rFonts w:ascii="Cambria Math" w:hAnsi="Cambria Math"/>
+              </w:rPr>
+              <m:t>σ</m:t>
+            </m:r>
+          </m:e>
+          <m:sub>
+            <m:r>
+              <w:rPr>
+                <w:rFonts w:ascii="Cambria Math" w:hAnsi="Cambria Math"/>
+              </w:rPr>
+              <m:t>t</m:t>
+            </m:r>
+          </m:sub>
+        </m:sSub>
+      </m:oMath>
+      <w:r>
+        <w:t xml:space="preserve">= conditional volatility at time </w:t>
+      </w:r>
+      <m:oMath>
+        <m:r>
+          <w:rPr>
+            <w:rFonts w:ascii="Cambria Math" w:hAnsi="Cambria Math"/>
+          </w:rPr>
+          <m:t>t</m:t>
+        </m:r>
+      </m:oMath>
+    </w:p>
+    <w:p>
+      <w:pPr>
+        <w:numPr>
+          <w:ilvl w:val="0"/>
+          <w:numId w:val="5"/>
+        </w:numPr>
+      </w:pPr>
+      <m:oMath>
+        <m:sSub>
+          <m:sSubPr>
+            <m:ctrlPr>
+              <w:rPr>
+                <w:rFonts w:ascii="Cambria Math" w:hAnsi="Cambria Math"/>
+              </w:rPr>
+            </m:ctrlPr>
+          </m:sSubPr>
+          <m:e>
+            <m:r>
+              <w:rPr>
+                <w:rFonts w:ascii="Cambria Math" w:hAnsi="Cambria Math"/>
+              </w:rPr>
+              <m:t>μ</m:t>
+            </m:r>
+          </m:e>
+          <m:sub>
+            <m:r>
+              <w:rPr>
+                <w:rFonts w:ascii="Cambria Math" w:hAnsi="Cambria Math"/>
+              </w:rPr>
+              <m:t>252,t</m:t>
+            </m:r>
+          </m:sub>
+        </m:sSub>
+      </m:oMath>
+      <w:r>
+        <w:t xml:space="preserve">= rolling 252-day mean volatility </w:t>
+      </w:r>
+    </w:p>
+    <w:p>
+      <w:pPr>
+        <w:numPr>
+          <w:ilvl w:val="0"/>
+          <w:numId w:val="5"/>
+        </w:numPr>
+      </w:pPr>
+      <m:oMath>
+        <m:sSub>
+          <m:sSubPr>
+            <m:ctrlPr>
+              <w:rPr>
+                <w:rFonts w:ascii="Cambria Math" w:hAnsi="Cambria Math"/>
+              </w:rPr>
+            </m:ctrlPr>
+          </m:sSubPr>
+          <m:e>
+            <m:r>
+              <w:rPr>
+                <w:rFonts w:ascii="Cambria Math" w:hAnsi="Cambria Math"/>
+              </w:rPr>
+              <m:t>s</m:t>
+            </m:r>
+          </m:e>
+          <m:sub>
+            <m:r>
+              <w:rPr>
+                <w:rFonts w:ascii="Cambria Math" w:hAnsi="Cambria Math"/>
+              </w:rPr>
+              <m:t>252,t</m:t>
+            </m:r>
+          </m:sub>
+        </m:sSub>
+      </m:oMath>
+      <w:r>
+        <w:t xml:space="preserve">= rolling 252-day standard deviation </w:t>
+      </w:r>
+    </w:p>
+    <w:p>
+      <w:r>
+        <w:t>This transformation converts volatility into a rolling z-score representation.</w:t>
+      </w:r>
+    </w:p>
+    <w:p>
+      <w:r>
+        <w:pict w14:anchorId="3FD92F5D">
+          <v:rect id="_x0000_i1082" style="width:0;height:1.5pt" o:hralign="center" o:hrstd="t" o:hr="t" fillcolor="#a0a0a0" stroked="f"/>
+        </w:pict>
+      </w:r>
+    </w:p>
+    <w:p>
+      <w:pPr>
+        <w:rPr>
+          <w:b/>
+          <w:bCs/>
+        </w:rPr>
+      </w:pPr>
+      <w:r>
+        <w:rPr>
+          <w:b/>
+          <w:bCs/>
+        </w:rPr>
+        <w:t>Outlier Treatment</w:t>
+      </w:r>
+    </w:p>
+    <w:p>
+      <w:r>
+        <w:t>To prevent extreme market events from dominating the index construction process, normalized values were clipped to:</w:t>
+      </w:r>
+    </w:p>
+    <w:p>
+      <w:r>
+        <w:t>This preserves extreme stress periods while reducing the influence of rare outliers.</w:t>
+      </w:r>
+    </w:p>
+    <w:p>
+      <w:r>
+        <w:pict w14:anchorId="09FACEB1">
+          <v:rect id="_x0000_i1083" style="width:0;height:1.5pt" o:hralign="center" o:hrstd="t" o:hr="t" fillcolor="#a0a0a0" stroked="f"/>
+        </w:pict>
+      </w:r>
+    </w:p>
+    <w:p>
+      <w:pPr>
+        <w:rPr>
+          <w:b/>
+          <w:bCs/>
+        </w:rPr>
+      </w:pPr>
+      <w:r>
+        <w:rPr>
+          <w:b/>
+          <w:bCs/>
+        </w:rPr>
+        <w:t>Summary Statistics</w:t>
+      </w:r>
+    </w:p>
+    <w:tbl>
+      <w:tblPr>
+        <w:tblW w:w="0" w:type="auto"/>
+        <w:tblCellSpacing w:w="15" w:type="dxa"/>
+        <w:tblCellMar>
+          <w:top w:w="15" w:type="dxa"/>
+          <w:left w:w="15" w:type="dxa"/>
+          <w:bottom w:w="15" w:type="dxa"/>
+          <w:right w:w="15" w:type="dxa"/>
+        </w:tblCellMar>
+        <w:tblLook w:val="04A0" w:firstRow="1" w:lastRow="0" w:firstColumn="1" w:lastColumn="0" w:noHBand="0" w:noVBand="1"/>
+      </w:tblPr>
+      <w:tblGrid>
+        <w:gridCol w:w="972"/>
+        <w:gridCol w:w="852"/>
+        <w:gridCol w:w="866"/>
+        <w:gridCol w:w="852"/>
+        <w:gridCol w:w="785"/>
+      </w:tblGrid>
+      <w:tr>
+        <w:trPr>
+          <w:tblHeader/>
+          <w:tblCellSpacing w:w="15" w:type="dxa"/>
+        </w:trPr>
+        <w:tc>
+          <w:tcPr>
+            <w:tcW w:w="0" w:type="auto"/>
+            <w:vAlign w:val="center"/>
+            <w:hideMark/>
+          </w:tcPr>
+          <w:p>
+            <w:pPr>
+              <w:rPr>
+                <w:b/>
+                <w:bCs/>
+              </w:rPr>
+            </w:pPr>
+            <w:r>
+              <w:rPr>
+                <w:b/>
+                <w:bCs/>
+              </w:rPr>
+              <w:lastRenderedPageBreak/>
+              <w:t>Variable</w:t>
+            </w:r>
+          </w:p>
+        </w:tc>
+        <w:tc>
+          <w:tcPr>
+            <w:tcW w:w="0" w:type="auto"/>
+            <w:vAlign w:val="center"/>
+            <w:hideMark/>
+          </w:tcPr>
+          <w:p>
+            <w:pPr>
+              <w:rPr>
+                <w:b/>
+                <w:bCs/>
+              </w:rPr>
+            </w:pPr>
+            <w:r>
+              <w:rPr>
+                <w:b/>
+                <w:bCs/>
+              </w:rPr>
+              <w:t>Mean</w:t>
+            </w:r>
+          </w:p>
+        </w:tc>
+        <w:tc>
+          <w:tcPr>
+            <w:tcW w:w="0" w:type="auto"/>
+            <w:vAlign w:val="center"/>
+            <w:hideMark/>
+          </w:tcPr>
+          <w:p>
+            <w:pPr>
+              <w:rPr>
+                <w:b/>
+                <w:bCs/>
+              </w:rPr>
+            </w:pPr>
+            <w:r>
+              <w:rPr>
+                <w:b/>
+                <w:bCs/>
+              </w:rPr>
+              <w:t>Median</w:t>
+            </w:r>
+          </w:p>
+        </w:tc>
+        <w:tc>
+          <w:tcPr>
+            <w:tcW w:w="0" w:type="auto"/>
+            <w:vAlign w:val="center"/>
+            <w:hideMark/>
+          </w:tcPr>
+          <w:p>
+            <w:pPr>
+              <w:rPr>
+                <w:b/>
+                <w:bCs/>
+              </w:rPr>
+            </w:pPr>
+            <w:r>
+              <w:rPr>
+                <w:b/>
+                <w:bCs/>
+              </w:rPr>
+              <w:t>Min</w:t>
+            </w:r>
+          </w:p>
+        </w:tc>
+        <w:tc>
+          <w:tcPr>
+            <w:tcW w:w="0" w:type="auto"/>
+            <w:vAlign w:val="center"/>
+            <w:hideMark/>
+          </w:tcPr>
+          <w:p>
+            <w:pPr>
+              <w:rPr>
+                <w:b/>
+                <w:bCs/>
+              </w:rPr>
+            </w:pPr>
+            <w:r>
+              <w:rPr>
+                <w:b/>
+                <w:bCs/>
+              </w:rPr>
+              <w:t>Max</w:t>
+            </w:r>
+          </w:p>
+        </w:tc>
+      </w:tr>
+      <w:tr>
+        <w:trPr>
+          <w:tblCellSpacing w:w="15" w:type="dxa"/>
+        </w:trPr>
+        <w:tc>
+          <w:tcPr>
+            <w:tcW w:w="0" w:type="auto"/>
+            <w:vAlign w:val="center"/>
+            <w:hideMark/>
+          </w:tcPr>
+          <w:p>
+            <w:r>
+              <w:t>AAPL_V</w:t>
+            </w:r>
+          </w:p>
+        </w:tc>
+        <w:tc>
+          <w:tcPr>
+            <w:tcW w:w="0" w:type="auto"/>
+            <w:vAlign w:val="center"/>
+            <w:hideMark/>
+          </w:tcPr>
+          <w:p>
+            <w:r>
+              <w:t>-0.0046</w:t>
+            </w:r>
+          </w:p>
+        </w:tc>
+        <w:tc>
+          <w:tcPr>
+            <w:tcW w:w="0" w:type="auto"/>
+            <w:vAlign w:val="center"/>
+            <w:hideMark/>
+          </w:tcPr>
+          <w:p>
+            <w:r>
+              <w:t>-0.2793</w:t>
+            </w:r>
+          </w:p>
+        </w:tc>
+        <w:tc>
+          <w:tcPr>
+            <w:tcW w:w="0" w:type="auto"/>
+            <w:vAlign w:val="center"/>
+            <w:hideMark/>
+          </w:tcPr>
+          <w:p>
+            <w:r>
+              <w:t>-1.7069</w:t>
+            </w:r>
+          </w:p>
+        </w:tc>
+        <w:tc>
+          <w:tcPr>
+            <w:tcW w:w="0" w:type="auto"/>
+            <w:vAlign w:val="center"/>
+            <w:hideMark/>
+          </w:tcPr>
+          <w:p>
+            <w:r>
+              <w:t>3.0000</w:t>
+            </w:r>
+          </w:p>
+        </w:tc>
+      </w:tr>
+      <w:tr>
+        <w:trPr>
+          <w:tblCellSpacing w:w="15" w:type="dxa"/>
+        </w:trPr>
+        <w:tc>
+          <w:tcPr>
+            <w:tcW w:w="0" w:type="auto"/>
+            <w:vAlign w:val="center"/>
+            <w:hideMark/>
+          </w:tcPr>
+          <w:p>
+            <w:r>
+              <w:t>MSFT_V</w:t>
+            </w:r>
+          </w:p>
+        </w:tc>
+        <w:tc>
+          <w:tcPr>
+            <w:tcW w:w="0" w:type="auto"/>
+            <w:vAlign w:val="center"/>
+            <w:hideMark/>
+          </w:tcPr>
+          <w:p>
+            <w:r>
+              <w:t>-0.0502</w:t>
+            </w:r>
+          </w:p>
+        </w:tc>
+        <w:tc>
+          <w:tcPr>
+            <w:tcW w:w="0" w:type="auto"/>
+            <w:vAlign w:val="center"/>
+            <w:hideMark/>
+          </w:tcPr>
+          <w:p>
+            <w:r>
+              <w:t>-0.2917</w:t>
+            </w:r>
+          </w:p>
+        </w:tc>
+        <w:tc>
+          <w:tcPr>
+            <w:tcW w:w="0" w:type="auto"/>
+            <w:vAlign w:val="center"/>
+            <w:hideMark/>
+          </w:tcPr>
+          <w:p>
+            <w:r>
+              <w:t>-1.9142</w:t>
+            </w:r>
+          </w:p>
+        </w:tc>
+        <w:tc>
+          <w:tcPr>
+            <w:tcW w:w="0" w:type="auto"/>
+            <w:vAlign w:val="center"/>
+            <w:hideMark/>
+          </w:tcPr>
+          <w:p>
+            <w:r>
+              <w:t>3.0000</w:t>
+            </w:r>
+          </w:p>
+        </w:tc>
+      </w:tr>
+      <w:tr>
+        <w:trPr>
+          <w:tblCellSpacing w:w="15" w:type="dxa"/>
+        </w:trPr>
+        <w:tc>
+          <w:tcPr>
+            <w:tcW w:w="0" w:type="auto"/>
+            <w:vAlign w:val="center"/>
+            <w:hideMark/>
+          </w:tcPr>
+          <w:p>
+            <w:r>
+              <w:t>SPY_V</w:t>
+            </w:r>
+          </w:p>
+        </w:tc>
+        <w:tc>
+          <w:tcPr>
+            <w:tcW w:w="0" w:type="auto"/>
+            <w:vAlign w:val="center"/>
+            <w:hideMark/>
+          </w:tcPr>
+          <w:p>
+            <w:r>
+              <w:t>-0.0810</w:t>
+            </w:r>
+          </w:p>
+        </w:tc>
+        <w:tc>
+          <w:tcPr>
+            <w:tcW w:w="0" w:type="auto"/>
+            <w:vAlign w:val="center"/>
+            <w:hideMark/>
+          </w:tcPr>
+          <w:p>
+            <w:r>
+              <w:t>-0.3843</w:t>
+            </w:r>
+          </w:p>
+        </w:tc>
+        <w:tc>
+          <w:tcPr>
+            <w:tcW w:w="0" w:type="auto"/>
+            <w:vAlign w:val="center"/>
+            <w:hideMark/>
+          </w:tcPr>
+          <w:p>
+            <w:r>
+              <w:t>-2.0021</w:t>
+            </w:r>
+          </w:p>
+        </w:tc>
+        <w:tc>
+          <w:tcPr>
+            <w:tcW w:w="0" w:type="auto"/>
+            <w:vAlign w:val="center"/>
+            <w:hideMark/>
+          </w:tcPr>
+          <w:p>
+            <w:r>
+              <w:t>3.0000</w:t>
+            </w:r>
+          </w:p>
+        </w:tc>
+      </w:tr>
+    </w:tbl>
+    <w:p>
+      <w:r>
+        <w:pict w14:anchorId="75D80FD9">
+          <v:rect id="_x0000_i1084" style="width:0;height:1.5pt" o:hralign="center" o:hrstd="t" o:hr="t" fillcolor="#a0a0a0" stroked="f"/>
+        </w:pict>
+      </w:r>
+    </w:p>
+    <w:p>
+      <w:pPr>
+        <w:rPr>
+          <w:b/>
+          <w:bCs/>
+        </w:rPr>
+      </w:pPr>
+      <w:r>
+        <w:rPr>
+          <w:b/>
+          <w:bCs/>
+        </w:rPr>
+        <w:t>Cross-Asset Correlation</w:t>
+      </w:r>
+    </w:p>
+    <w:tbl>
+      <w:tblPr>
+        <w:tblW w:w="0" w:type="auto"/>
+        <w:tblCellSpacing w:w="15" w:type="dxa"/>
+        <w:tblCellMar>
+          <w:top w:w="15" w:type="dxa"/>
+          <w:left w:w="15" w:type="dxa"/>
+          <w:bottom w:w="15" w:type="dxa"/>
+          <w:right w:w="15" w:type="dxa"/>
+        </w:tblCellMar>
+        <w:tblLook w:val="04A0" w:firstRow="1" w:lastRow="0" w:firstColumn="1" w:lastColumn="0" w:noHBand="0" w:noVBand="1"/>
+      </w:tblPr>
+      <w:tblGrid>
+        <w:gridCol w:w="894"/>
+        <w:gridCol w:w="885"/>
+        <w:gridCol w:w="912"/>
+        <w:gridCol w:w="758"/>
+      </w:tblGrid>
+      <w:tr>
+        <w:trPr>
+          <w:tblHeader/>
+          <w:tblCellSpacing w:w="15" w:type="dxa"/>
+        </w:trPr>
+        <w:tc>
+          <w:tcPr>
+            <w:tcW w:w="0" w:type="auto"/>
+            <w:vAlign w:val="center"/>
+            <w:hideMark/>
+          </w:tcPr>
+          <w:p/>
+        </w:tc>
+        <w:tc>
+          <w:tcPr>
+            <w:tcW w:w="0" w:type="auto"/>
+            <w:vAlign w:val="center"/>
+            <w:hideMark/>
+          </w:tcPr>
+          <w:p>
+            <w:pPr>
+              <w:rPr>
+                <w:b/>
+                <w:bCs/>
+              </w:rPr>
+            </w:pPr>
+            <w:r>
+              <w:rPr>
+                <w:b/>
+                <w:bCs/>
+              </w:rPr>
+              <w:t>AAPL_V</w:t>
+            </w:r>
+          </w:p>
+        </w:tc>
+        <w:tc>
+          <w:tcPr>
+            <w:tcW w:w="0" w:type="auto"/>
+            <w:vAlign w:val="center"/>
+            <w:hideMark/>
+          </w:tcPr>
+          <w:p>
+            <w:pPr>
+              <w:rPr>
+                <w:b/>
+                <w:bCs/>
+              </w:rPr>
+            </w:pPr>
+            <w:r>
+              <w:rPr>
+                <w:b/>
+                <w:bCs/>
+              </w:rPr>
+              <w:t>MSFT_V</w:t>
+            </w:r>
+          </w:p>
+        </w:tc>
+        <w:tc>
+          <w:tcPr>
+            <w:tcW w:w="0" w:type="auto"/>
+            <w:vAlign w:val="center"/>
+            <w:hideMark/>
+          </w:tcPr>
+          <w:p>
+            <w:pPr>
+              <w:rPr>
+                <w:b/>
+                <w:bCs/>
+              </w:rPr>
+            </w:pPr>
+            <w:r>
+              <w:rPr>
+                <w:b/>
+                <w:bCs/>
+              </w:rPr>
+              <w:t>SPY_V</w:t>
+            </w:r>
+          </w:p>
+        </w:tc>
+      </w:tr>
+      <w:tr>
+        <w:trPr>
+          <w:tblCellSpacing w:w="15" w:type="dxa"/>
+        </w:trPr>
+        <w:tc>
+          <w:tcPr>
+            <w:tcW w:w="0" w:type="auto"/>
+            <w:vAlign w:val="center"/>
+            <w:hideMark/>
+          </w:tcPr>
+          <w:p>
+            <w:r>
+              <w:t>AAPL_V</w:t>
+            </w:r>
+          </w:p>
+        </w:tc>
+        <w:tc>
+          <w:tcPr>
+            <w:tcW w:w="0" w:type="auto"/>
+            <w:vAlign w:val="center"/>
+            <w:hideMark/>
+          </w:tcPr>
+          <w:p>
+            <w:r>
+              <w:t>1.000</w:t>
+            </w:r>
+          </w:p>
+        </w:tc>
+        <w:tc>
+          <w:tcPr>
+            <w:tcW w:w="0" w:type="auto"/>
+            <w:vAlign w:val="center"/>
+            <w:hideMark/>
+          </w:tcPr>
+          <w:p>
+            <w:r>
+              <w:t>0.710</w:t>
+            </w:r>
+          </w:p>
+        </w:tc>
+        <w:tc>
+          <w:tcPr>
+            <w:tcW w:w="0" w:type="auto"/>
+            <w:vAlign w:val="center"/>
+            <w:hideMark/>
+          </w:tcPr>
+          <w:p>
+            <w:r>
+              <w:t>0.636</w:t>
+            </w:r>
+          </w:p>
+        </w:tc>
+      </w:tr>
+      <w:tr>
+        <w:trPr>
+          <w:tblCellSpacing w:w="15" w:type="dxa"/>
+        </w:trPr>
+        <w:tc>
+          <w:tcPr>
+            <w:tcW w:w="0" w:type="auto"/>
+            <w:vAlign w:val="center"/>
+            <w:hideMark/>
+          </w:tcPr>
+          <w:p>
+            <w:r>
+              <w:t>MSFT_V</w:t>
+            </w:r>
+          </w:p>
+        </w:tc>
+        <w:tc>
+          <w:tcPr>
+            <w:tcW w:w="0" w:type="auto"/>
+            <w:vAlign w:val="center"/>
+            <w:hideMark/>
+          </w:tcPr>
+          <w:p>
+            <w:r>
+              <w:t>0.710</w:t>
+            </w:r>
+          </w:p>
+        </w:tc>
+        <w:tc>
+          <w:tcPr>
+            <w:tcW w:w="0" w:type="auto"/>
+            <w:vAlign w:val="center"/>
+            <w:hideMark/>
+          </w:tcPr>
+          <w:p>
+            <w:r>
+              <w:t>1.000</w:t>
+            </w:r>
+          </w:p>
+        </w:tc>
+        <w:tc>
+          <w:tcPr>
+            <w:tcW w:w="0" w:type="auto"/>
+            <w:vAlign w:val="center"/>
+            <w:hideMark/>
+          </w:tcPr>
+          <w:p>
+            <w:r>
+              <w:t>0.708</w:t>
+            </w:r>
+          </w:p>
+        </w:tc>
+      </w:tr>
+      <w:tr>
+        <w:trPr>
+          <w:tblCellSpacing w:w="15" w:type="dxa"/>
+        </w:trPr>
+        <w:tc>
+          <w:tcPr>
+            <w:tcW w:w="0" w:type="auto"/>
+            <w:vAlign w:val="center"/>
+            <w:hideMark/>
+          </w:tcPr>
+          <w:p>
+            <w:r>
+              <w:t>SPY_V</w:t>
+            </w:r>
+          </w:p>
+        </w:tc>
+        <w:tc>
+          <w:tcPr>
+            <w:tcW w:w="0" w:type="auto"/>
+            <w:vAlign w:val="center"/>
+            <w:hideMark/>
+          </w:tcPr>
+          <w:p>
+            <w:r>
+              <w:t>0.636</w:t>
+            </w:r>
+          </w:p>
+        </w:tc>
+        <w:tc>
+          <w:tcPr>
+            <w:tcW w:w="0" w:type="auto"/>
+            <w:vAlign w:val="center"/>
+            <w:hideMark/>
+          </w:tcPr>
+          <w:p>
+            <w:r>
+              <w:t>0.708</w:t>
+            </w:r>
+          </w:p>
+        </w:tc>
+        <w:tc>
+          <w:tcPr>
+            <w:tcW w:w="0" w:type="auto"/>
+            <w:vAlign w:val="center"/>
+            <w:hideMark/>
+          </w:tcPr>
+          <w:p>
+            <w:r>
+              <w:t>1.000</w:t>
+            </w:r>
+          </w:p>
+        </w:tc>
+      </w:tr>
+    </w:tbl>
+    <w:p>
+      <w:r>
+        <w:pict w14:anchorId="7CE4F6D5">
+          <v:rect id="_x0000_i1085" style="width:0;height:1.5pt" o:hralign="center" o:hrstd="t" o:hr="t" fillcolor="#a0a0a0" stroked="f"/>
+        </w:pict>
+      </w:r>
+    </w:p>
+    <w:p>
+      <w:pPr>
+        <w:rPr>
+          <w:b/>
+          <w:bCs/>
+        </w:rPr>
+      </w:pPr>
+      <w:r>
+        <w:rPr>
+          <w:b/>
+          <w:bCs/>
+        </w:rPr>
+        <w:t>Interpretation</w:t>
+      </w:r>
+    </w:p>
+    <w:p>
+      <w:r>
+        <w:t>The normalized volatility series exhibit substantial positive correlations ranging from approximately 0.64 to 0.71.</w:t>
+      </w:r>
+    </w:p>
+    <w:p>
+      <w:r>
+        <w:t>This suggests that volatility shocks are largely systemic rather than asset-specific, with periods of elevated uncertainty affecting Apple, Microsoft, and the broader market simultaneously.</w:t>
+      </w:r>
+    </w:p>
+    <w:p>
+      <w:r>
+        <w:t>The clipping procedure affected only a small number of observations (e.g., 61 observations for SPY reached the upper bound of +3), indicating that the normalization process preserved the majority of volatility dynamics while limiting the influence of extreme events.</w:t>
+      </w:r>
+    </w:p>
+    <w:p>
+      <w:r>
+        <w:pict w14:anchorId="76DE4515">
+          <v:rect id="_x0000_i1086" style="width:0;height:1.5pt" o:hralign="center" o:hrstd="t" o:hr="t" fillcolor="#a0a0a0" stroked="f"/>
+        </w:pict>
+      </w:r>
+    </w:p>
+    <w:p>
+      <w:pPr>
+        <w:rPr>
+          <w:b/>
+          <w:bCs/>
+        </w:rPr>
+      </w:pPr>
+      <w:r>
+        <w:rPr>
+          <w:b/>
+          <w:bCs/>
+        </w:rPr>
+        <w:t>Output</w:t>
+      </w:r>
+    </w:p>
+    <w:p>
+      <w:r>
+        <w:t xml:space="preserve">The resulting normalized volatility series </w:t>
+      </w:r>
+      <m:oMath>
+        <m:r>
+          <w:rPr>
+            <w:rFonts w:ascii="Cambria Math" w:hAnsi="Cambria Math"/>
+          </w:rPr>
+          <m:t>V(t)</m:t>
+        </m:r>
+      </m:oMath>
+      <w:r>
+        <w:t>constitutes the first quantitative component of the A-CMSI framework and will be used as an input variable in the subsequent market-regime identification stage using Hidden Markov Models.</w:t>
+      </w:r>
+    </w:p>
+    <w:p/>
     <w:sectPr>
       <w:pgSz w:w="11906" w:h="16838"/>
       <w:pgMar w:top="1440" w:right="1440" w:bottom="1440" w:left="1440" w:header="708" w:footer="708" w:gutter="0"/>
@@ -3227,6 +4449,155 @@
       </w:rPr>
     </w:lvl>
   </w:abstractNum>
+  <w:abstractNum w:abstractNumId="4" w15:restartNumberingAfterBreak="0">
+    <w:nsid w:val="7C76043D"/>
+    <w:multiLevelType w:val="multilevel"/>
+    <w:tmpl w:val="87320DC6"/>
+    <w:lvl w:ilvl="0">
+      <w:start w:val="1"/>
+      <w:numFmt w:val="bullet"/>
+      <w:lvlText w:val=""/>
+      <w:lvlJc w:val="left"/>
+      <w:pPr>
+        <w:tabs>
+          <w:tab w:val="num" w:pos="720"/>
+        </w:tabs>
+        <w:ind w:left="720" w:hanging="360"/>
+      </w:pPr>
+      <w:rPr>
+        <w:rFonts w:ascii="Symbol" w:hAnsi="Symbol" w:hint="default"/>
+        <w:sz w:val="20"/>
+      </w:rPr>
+    </w:lvl>
+    <w:lvl w:ilvl="1" w:tentative="1">
+      <w:start w:val="1"/>
+      <w:numFmt w:val="bullet"/>
+      <w:lvlText w:val="o"/>
+      <w:lvlJc w:val="left"/>
+      <w:pPr>
+        <w:tabs>
+          <w:tab w:val="num" w:pos="1440"/>
+        </w:tabs>
+        <w:ind w:left="1440" w:hanging="360"/>
+      </w:pPr>
+      <w:rPr>
+        <w:rFonts w:ascii="Courier New" w:hAnsi="Courier New" w:hint="default"/>
+        <w:sz w:val="20"/>
+      </w:rPr>
+    </w:lvl>
+    <w:lvl w:ilvl="2" w:tentative="1">
+      <w:start w:val="1"/>
+      <w:numFmt w:val="bullet"/>
+      <w:lvlText w:val=""/>
+      <w:lvlJc w:val="left"/>
+      <w:pPr>
+        <w:tabs>
+          <w:tab w:val="num" w:pos="2160"/>
+        </w:tabs>
+        <w:ind w:left="2160" w:hanging="360"/>
+      </w:pPr>
+      <w:rPr>
+        <w:rFonts w:ascii="Wingdings" w:hAnsi="Wingdings" w:hint="default"/>
+        <w:sz w:val="20"/>
+      </w:rPr>
+    </w:lvl>
+    <w:lvl w:ilvl="3" w:tentative="1">
+      <w:start w:val="1"/>
+      <w:numFmt w:val="bullet"/>
+      <w:lvlText w:val=""/>
+      <w:lvlJc w:val="left"/>
+      <w:pPr>
+        <w:tabs>
+          <w:tab w:val="num" w:pos="2880"/>
+        </w:tabs>
+        <w:ind w:left="2880" w:hanging="360"/>
+      </w:pPr>
+      <w:rPr>
+        <w:rFonts w:ascii="Wingdings" w:hAnsi="Wingdings" w:hint="default"/>
+        <w:sz w:val="20"/>
+      </w:rPr>
+    </w:lvl>
+    <w:lvl w:ilvl="4" w:tentative="1">
+      <w:start w:val="1"/>
+      <w:numFmt w:val="bullet"/>
+      <w:lvlText w:val=""/>
+      <w:lvlJc w:val="left"/>
+      <w:pPr>
+        <w:tabs>
+          <w:tab w:val="num" w:pos="3600"/>
+        </w:tabs>
+        <w:ind w:left="3600" w:hanging="360"/>
+      </w:pPr>
+      <w:rPr>
+        <w:rFonts w:ascii="Wingdings" w:hAnsi="Wingdings" w:hint="default"/>
+        <w:sz w:val="20"/>
+      </w:rPr>
+    </w:lvl>
+    <w:lvl w:ilvl="5" w:tentative="1">
+      <w:start w:val="1"/>
+      <w:numFmt w:val="bullet"/>
+      <w:lvlText w:val=""/>
+      <w:lvlJc w:val="left"/>
+      <w:pPr>
+        <w:tabs>
+          <w:tab w:val="num" w:pos="4320"/>
+        </w:tabs>
+        <w:ind w:left="4320" w:hanging="360"/>
+      </w:pPr>
+      <w:rPr>
+        <w:rFonts w:ascii="Wingdings" w:hAnsi="Wingdings" w:hint="default"/>
+        <w:sz w:val="20"/>
+      </w:rPr>
+    </w:lvl>
+    <w:lvl w:ilvl="6" w:tentative="1">
+      <w:start w:val="1"/>
+      <w:numFmt w:val="bullet"/>
+      <w:lvlText w:val=""/>
+      <w:lvlJc w:val="left"/>
+      <w:pPr>
+        <w:tabs>
+          <w:tab w:val="num" w:pos="5040"/>
+        </w:tabs>
+        <w:ind w:left="5040" w:hanging="360"/>
+      </w:pPr>
+      <w:rPr>
+        <w:rFonts w:ascii="Wingdings" w:hAnsi="Wingdings" w:hint="default"/>
+        <w:sz w:val="20"/>
+      </w:rPr>
+    </w:lvl>
+    <w:lvl w:ilvl="7" w:tentative="1">
+      <w:start w:val="1"/>
+      <w:numFmt w:val="bullet"/>
+      <w:lvlText w:val=""/>
+      <w:lvlJc w:val="left"/>
+      <w:pPr>
+        <w:tabs>
+          <w:tab w:val="num" w:pos="5760"/>
+        </w:tabs>
+        <w:ind w:left="5760" w:hanging="360"/>
+      </w:pPr>
+      <w:rPr>
+        <w:rFonts w:ascii="Wingdings" w:hAnsi="Wingdings" w:hint="default"/>
+        <w:sz w:val="20"/>
+      </w:rPr>
+    </w:lvl>
+    <w:lvl w:ilvl="8" w:tentative="1">
+      <w:start w:val="1"/>
+      <w:numFmt w:val="bullet"/>
+      <w:lvlText w:val=""/>
+      <w:lvlJc w:val="left"/>
+      <w:pPr>
+        <w:tabs>
+          <w:tab w:val="num" w:pos="6480"/>
+        </w:tabs>
+        <w:ind w:left="6480" w:hanging="360"/>
+      </w:pPr>
+      <w:rPr>
+        <w:rFonts w:ascii="Wingdings" w:hAnsi="Wingdings" w:hint="default"/>
+        <w:sz w:val="20"/>
+      </w:rPr>
+    </w:lvl>
+  </w:abstractNum>
   <w:num w:numId="1" w16cid:durableId="11885756">
     <w:abstractNumId w:val="2"/>
   </w:num>
@@ -3238,6 +4609,9 @@
   </w:num>
   <w:num w:numId="4" w16cid:durableId="1098066303">
     <w:abstractNumId w:val="0"/>
+  </w:num>
+  <w:num w:numId="5" w16cid:durableId="1812946163">
+    <w:abstractNumId w:val="4"/>
   </w:num>
 </w:numbering>
 </file>
@@ -3844,7 +5218,6 @@
   <w:style w:type="character" w:default="1" w:styleId="DefaultParagraphFont">
     <w:name w:val="Default Paragraph Font"/>
     <w:uiPriority w:val="1"/>
-    <w:semiHidden/>
     <w:unhideWhenUsed/>
   </w:style>
   <w:style w:type="table" w:default="1" w:styleId="TableNormal">

--- a/Reports/Phase 5.docx
+++ b/Reports/Phase 5.docx
@@ -2684,6 +2684,7 @@
         <w:pStyle w:val="Heading2"/>
       </w:pPr>
       <w:r>
+        <w:lastRenderedPageBreak/>
         <w:t xml:space="preserve">6. Construction of the Volatility Component </w:t>
       </w:r>
       <m:oMath>
@@ -2720,6 +2721,54 @@
       </m:oMath>
     </w:p>
     <w:p>
+      <w:r>
+        <w:rPr>
+          <w:noProof/>
+        </w:rPr>
+        <w:drawing>
+          <wp:inline distT="0" distB="0" distL="0" distR="0" wp14:anchorId="5FE6A85C" wp14:editId="5E9136BA">
+            <wp:extent cx="5654530" cy="4435224"/>
+            <wp:effectExtent l="0" t="0" r="3810" b="3810"/>
+            <wp:docPr id="803337788" name="Picture 1"/>
+            <wp:cNvGraphicFramePr>
+              <a:graphicFrameLocks xmlns:a="http://schemas.openxmlformats.org/drawingml/2006/main" noChangeAspect="1"/>
+            </wp:cNvGraphicFramePr>
+            <a:graphic xmlns:a="http://schemas.openxmlformats.org/drawingml/2006/main">
+              <a:graphicData uri="http://schemas.openxmlformats.org/drawingml/2006/picture">
+                <pic:pic xmlns:pic="http://schemas.openxmlformats.org/drawingml/2006/picture">
+                  <pic:nvPicPr>
+                    <pic:cNvPr id="803337788" name="Picture 803337788"/>
+                    <pic:cNvPicPr/>
+                  </pic:nvPicPr>
+                  <pic:blipFill>
+                    <a:blip r:embed="rId10">
+                      <a:extLst>
+                        <a:ext uri="{28A0092B-C50C-407E-A947-70E740481C1C}">
+                          <a14:useLocalDpi xmlns:a14="http://schemas.microsoft.com/office/drawing/2010/main" val="0"/>
+                        </a:ext>
+                      </a:extLst>
+                    </a:blip>
+                    <a:stretch>
+                      <a:fillRect/>
+                    </a:stretch>
+                  </pic:blipFill>
+                  <pic:spPr>
+                    <a:xfrm>
+                      <a:off x="0" y="0"/>
+                      <a:ext cx="5654530" cy="4435224"/>
+                    </a:xfrm>
+                    <a:prstGeom prst="rect">
+                      <a:avLst/>
+                    </a:prstGeom>
+                  </pic:spPr>
+                </pic:pic>
+              </a:graphicData>
+            </a:graphic>
+          </wp:inline>
+        </w:drawing>
+      </w:r>
+    </w:p>
+    <w:p>
       <w:pPr>
         <w:rPr>
           <w:b/>
@@ -2736,11 +2785,7 @@
     </w:p>
     <w:p>
       <w:r>
-        <w:t xml:space="preserve">The conditional volatility estimates generated from the selected GARCH-family models represent asset-specific market uncertainty. However, raw volatility values are not </w:t>
-      </w:r>
-      <w:r>
-        <w:lastRenderedPageBreak/>
-        <w:t>directly comparable across assets because each asset possesses a different volatility scale.</w:t>
+        <w:t>The conditional volatility estimates generated from the selected GARCH-family models represent asset-specific market uncertainty. However, raw volatility values are not directly comparable across assets because each asset possesses a different volatility scale.</w:t>
       </w:r>
     </w:p>
     <w:p>
@@ -2962,6 +3007,7 @@
     </w:tbl>
     <w:p>
       <w:r>
+        <w:lastRenderedPageBreak/>
         <w:t xml:space="preserve">The conditional standard deviations </w:t>
       </w:r>
       <m:oMath>
@@ -3255,7 +3301,6 @@
                 <w:b/>
                 <w:bCs/>
               </w:rPr>
-              <w:lastRenderedPageBreak/>
               <w:t>Variable</w:t>
             </w:r>
           </w:p>
@@ -3730,6 +3775,7 @@
           </w:tcPr>
           <w:p>
             <w:r>
+              <w:lastRenderedPageBreak/>
               <w:t>MSFT_V</w:t>
             </w:r>
           </w:p>
